--- a/Coding 2 - year/Unit 4 - File IO & Data Processing/Daily Lesson Plans/Word/Day 7.docx
+++ b/Coding 2 - year/Unit 4 - File IO & Data Processing/Daily Lesson Plans/Word/Day 7.docx
@@ -50,12 +50,15 @@
               </w:rPr>
               <w:t xml:space="preserve">Coding II — Full Year</w:t>
             </w:r>
-          </w:p>
-          <w:p>
-            <w:pPr>
-              <w:spacing w:before="40"/>
-              <w:jc w:val="center"/>
-            </w:pPr>
+            <w:r>
+              <w:rPr>
+                <w:rFonts w:ascii="Arial" w:cs="Arial" w:eastAsia="Arial" w:hAnsi="Arial"/>
+                <w:sz w:val="16"/>
+                <w:szCs w:val="16"/>
+              </w:rPr>
+              <w:br/>
+              <w:t xml:space="preserve"/>
+            </w:r>
             <w:r>
               <w:rPr>
                 <w:rFonts w:ascii="Arial" w:cs="Arial" w:eastAsia="Arial" w:hAnsi="Arial"/>
@@ -83,7 +86,7 @@
           <w:rFonts w:ascii="Arial" w:cs="Arial" w:eastAsia="Arial" w:hAnsi="Arial"/>
           <w:b/>
           <w:bCs/>
-          <w:color w:val="0D3B1F"/>
+          <w:color w:val="1B7A4A"/>
           <w:sz w:val="32"/>
           <w:szCs w:val="32"/>
         </w:rPr>
@@ -261,9 +264,9 @@
               <w:right w:val="single" w:color="CCCCCC" w:sz="1"/>
             </w:tcBorders>
             <w:tcMar>
-              <w:top w:type="dxa" w:w="60"/>
+              <w:top w:type="dxa" w:w="80"/>
               <w:left w:type="dxa" w:w="120"/>
-              <w:bottom w:type="dxa" w:w="60"/>
+              <w:bottom w:type="dxa" w:w="80"/>
               <w:right w:type="dxa" w:w="120"/>
             </w:tcMar>
           </w:tcPr>
@@ -290,20 +293,213 @@
               <w:right w:val="single" w:color="CCCCCC" w:sz="1"/>
             </w:tcBorders>
             <w:tcMar>
-              <w:top w:type="dxa" w:w="60"/>
+              <w:top w:type="dxa" w:w="80"/>
               <w:left w:type="dxa" w:w="120"/>
-              <w:bottom w:type="dxa" w:w="60"/>
+              <w:bottom w:type="dxa" w:w="80"/>
               <w:right w:type="dxa" w:w="120"/>
             </w:tcMar>
           </w:tcPr>
           <w:p>
-            <w:r>
-              <w:rPr>
-                <w:rFonts w:ascii="Arial" w:cs="Arial" w:eastAsia="Arial" w:hAnsi="Arial"/>
-                <w:sz w:val="20"/>
-                <w:szCs w:val="20"/>
+            <w:pPr>
+              <w:spacing w:after="80" w:before="80"/>
+            </w:pPr>
+            <w:r>
+              <w:rPr>
+                <w:rFonts w:ascii="Arial" w:cs="Arial" w:eastAsia="Arial" w:hAnsi="Arial"/>
+                <w:b/>
+                <w:bCs/>
+                <w:i w:val="false"/>
+                <w:iCs w:val="false"/>
+                <w:color w:val="000000"/>
+                <w:sz w:val="22"/>
+                <w:szCs w:val="22"/>
               </w:rPr>
               <w:t xml:space="preserve">Bell Ringer / Review</w:t>
+            </w:r>
+            <w:r>
+              <w:rPr>
+                <w:rFonts w:ascii="Arial" w:cs="Arial" w:eastAsia="Arial" w:hAnsi="Arial"/>
+                <w:sz w:val="20"/>
+                <w:szCs w:val="20"/>
+              </w:rPr>
+              <w:br/>
+              <w:t xml:space="preserve"/>
+            </w:r>
+            <w:r>
+              <w:rPr>
+                <w:rFonts w:ascii="Arial" w:cs="Arial" w:eastAsia="Arial" w:hAnsi="Arial"/>
+                <w:sz w:val="20"/>
+                <w:szCs w:val="20"/>
+              </w:rPr>
+              <w:br/>
+              <w:t xml:space="preserve"/>
+            </w:r>
+            <w:r>
+              <w:rPr>
+                <w:rFonts w:ascii="Arial" w:cs="Arial" w:eastAsia="Arial" w:hAnsi="Arial"/>
+                <w:b/>
+                <w:bCs/>
+                <w:i w:val="false"/>
+                <w:iCs w:val="false"/>
+                <w:color w:val="000000"/>
+                <w:sz w:val="20"/>
+                <w:szCs w:val="20"/>
+              </w:rPr>
+              <w:t xml:space="preserve">Quick Write </w:t>
+            </w:r>
+            <w:r>
+              <w:rPr>
+                <w:rFonts w:ascii="Arial" w:cs="Arial" w:eastAsia="Arial" w:hAnsi="Arial"/>
+                <w:b w:val="false"/>
+                <w:bCs w:val="false"/>
+                <w:i w:val="false"/>
+                <w:iCs w:val="false"/>
+                <w:color w:val="000000"/>
+                <w:sz w:val="20"/>
+                <w:szCs w:val="20"/>
+              </w:rPr>
+              <w:t xml:space="preserve">(3 min — written or verbal):</w:t>
+            </w:r>
+            <w:r>
+              <w:rPr>
+                <w:rFonts w:ascii="Arial" w:cs="Arial" w:eastAsia="Arial" w:hAnsi="Arial"/>
+                <w:sz w:val="20"/>
+                <w:szCs w:val="20"/>
+              </w:rPr>
+              <w:br/>
+              <w:t xml:space="preserve"/>
+            </w:r>
+            <w:r>
+              <w:rPr>
+                <w:rFonts w:ascii="Arial" w:cs="Arial" w:eastAsia="Arial" w:hAnsi="Arial"/>
+                <w:b w:val="false"/>
+                <w:bCs w:val="false"/>
+                <w:i w:val="false"/>
+                <w:iCs w:val="false"/>
+                <w:color w:val="000000"/>
+                <w:sz w:val="20"/>
+                <w:szCs w:val="20"/>
+              </w:rPr>
+              <w:t xml:space="preserve">    Can you identify and catch specific exception types to handle different errors appropriately?</w:t>
+            </w:r>
+            <w:r>
+              <w:rPr>
+                <w:rFonts w:ascii="Arial" w:cs="Arial" w:eastAsia="Arial" w:hAnsi="Arial"/>
+                <w:sz w:val="20"/>
+                <w:szCs w:val="20"/>
+              </w:rPr>
+              <w:br/>
+              <w:t xml:space="preserve"/>
+            </w:r>
+            <w:r>
+              <w:rPr>
+                <w:rFonts w:ascii="Arial" w:cs="Arial" w:eastAsia="Arial" w:hAnsi="Arial"/>
+                <w:sz w:val="20"/>
+                <w:szCs w:val="20"/>
+              </w:rPr>
+              <w:br/>
+              <w:t xml:space="preserve"/>
+            </w:r>
+            <w:r>
+              <w:rPr>
+                <w:rFonts w:ascii="Arial" w:cs="Arial" w:eastAsia="Arial" w:hAnsi="Arial"/>
+                <w:b/>
+                <w:bCs/>
+                <w:i w:val="false"/>
+                <w:iCs w:val="false"/>
+                <w:color w:val="000000"/>
+                <w:sz w:val="20"/>
+                <w:szCs w:val="20"/>
+              </w:rPr>
+              <w:t xml:space="preserve">Vocabulary Preview — </w:t>
+            </w:r>
+            <w:r>
+              <w:rPr>
+                <w:rFonts w:ascii="Arial" w:cs="Arial" w:eastAsia="Arial" w:hAnsi="Arial"/>
+                <w:b w:val="false"/>
+                <w:bCs w:val="false"/>
+                <w:i w:val="false"/>
+                <w:iCs w:val="false"/>
+                <w:color w:val="000000"/>
+                <w:sz w:val="20"/>
+                <w:szCs w:val="20"/>
+              </w:rPr>
+              <w:t xml:space="preserve">terms we'll use today:</w:t>
+            </w:r>
+            <w:r>
+              <w:rPr>
+                <w:rFonts w:ascii="Arial" w:cs="Arial" w:eastAsia="Arial" w:hAnsi="Arial"/>
+                <w:sz w:val="20"/>
+                <w:szCs w:val="20"/>
+              </w:rPr>
+              <w:br/>
+              <w:t xml:space="preserve"/>
+            </w:r>
+            <w:r>
+              <w:rPr>
+                <w:rFonts w:ascii="Arial" w:cs="Arial" w:eastAsia="Arial" w:hAnsi="Arial"/>
+                <w:b w:val="false"/>
+                <w:bCs w:val="false"/>
+                <w:i w:val="false"/>
+                <w:iCs w:val="false"/>
+                <w:color w:val="000000"/>
+                <w:sz w:val="20"/>
+                <w:szCs w:val="20"/>
+              </w:rPr>
+              <w:t xml:space="preserve">    • ValueError   •   TypeError   •   FileNotFoundError   •   KeyError   •   IndexError   •   ZeroDivisionError</w:t>
+            </w:r>
+            <w:r>
+              <w:rPr>
+                <w:rFonts w:ascii="Arial" w:cs="Arial" w:eastAsia="Arial" w:hAnsi="Arial"/>
+                <w:sz w:val="20"/>
+                <w:szCs w:val="20"/>
+              </w:rPr>
+              <w:br/>
+              <w:t xml:space="preserve"/>
+            </w:r>
+            <w:r>
+              <w:rPr>
+                <w:rFonts w:ascii="Arial" w:cs="Arial" w:eastAsia="Arial" w:hAnsi="Arial"/>
+                <w:sz w:val="20"/>
+                <w:szCs w:val="20"/>
+              </w:rPr>
+              <w:br/>
+              <w:t xml:space="preserve"/>
+            </w:r>
+            <w:r>
+              <w:rPr>
+                <w:rFonts w:ascii="Arial" w:cs="Arial" w:eastAsia="Arial" w:hAnsi="Arial"/>
+                <w:b w:val="false"/>
+                <w:bCs w:val="false"/>
+                <w:i/>
+                <w:iCs/>
+                <w:color w:val="444444"/>
+                <w:sz w:val="20"/>
+                <w:szCs w:val="20"/>
+              </w:rPr>
+              <w:t xml:space="preserve">Today's Goal: By the end of class you will be able to identify and catch specific exception types to handle different errors appropriately.</w:t>
+            </w:r>
+            <w:r>
+              <w:rPr>
+                <w:rFonts w:ascii="Arial" w:cs="Arial" w:eastAsia="Arial" w:hAnsi="Arial"/>
+                <w:sz w:val="20"/>
+                <w:szCs w:val="20"/>
+              </w:rPr>
+              <w:br/>
+              <w:t xml:space="preserve"/>
+            </w:r>
+            <w:r>
+              <w:rPr>
+                <w:rFonts w:ascii="Arial" w:cs="Arial" w:eastAsia="Arial" w:hAnsi="Arial"/>
+                <w:b w:val="false"/>
+                <w:bCs w:val="false"/>
+                <w:i/>
+                <w:iCs/>
+                <w:color w:val="555555"/>
+                <w:sz w:val="20"/>
+                <w:szCs w:val="20"/>
+              </w:rPr>
+              <w:t xml:space="preserve">→ Pair-share your response, then 2–3 students share with the class.</w:t>
             </w:r>
           </w:p>
         </w:tc>
@@ -319,9 +515,9 @@
               <w:right w:val="single" w:color="CCCCCC" w:sz="1"/>
             </w:tcBorders>
             <w:tcMar>
-              <w:top w:type="dxa" w:w="60"/>
+              <w:top w:type="dxa" w:w="80"/>
               <w:left w:type="dxa" w:w="120"/>
-              <w:bottom w:type="dxa" w:w="60"/>
+              <w:bottom w:type="dxa" w:w="80"/>
               <w:right w:type="dxa" w:w="120"/>
             </w:tcMar>
           </w:tcPr>
@@ -348,20 +544,261 @@
               <w:right w:val="single" w:color="CCCCCC" w:sz="1"/>
             </w:tcBorders>
             <w:tcMar>
-              <w:top w:type="dxa" w:w="60"/>
+              <w:top w:type="dxa" w:w="80"/>
               <w:left w:type="dxa" w:w="120"/>
-              <w:bottom w:type="dxa" w:w="60"/>
+              <w:bottom w:type="dxa" w:w="80"/>
               <w:right w:type="dxa" w:w="120"/>
             </w:tcMar>
           </w:tcPr>
           <w:p>
-            <w:r>
-              <w:rPr>
-                <w:rFonts w:ascii="Arial" w:cs="Arial" w:eastAsia="Arial" w:hAnsi="Arial"/>
-                <w:sz w:val="20"/>
-                <w:szCs w:val="20"/>
-              </w:rPr>
-              <w:t xml:space="preserve">Mini Lesson: Specific Exception Types (ValueError, TypeError, FileNotFoundError, etc.)</w:t>
+            <w:pPr>
+              <w:spacing w:after="80" w:before="80"/>
+            </w:pPr>
+            <w:r>
+              <w:rPr>
+                <w:rFonts w:ascii="Arial" w:cs="Arial" w:eastAsia="Arial" w:hAnsi="Arial"/>
+                <w:b/>
+                <w:bCs/>
+                <w:i w:val="false"/>
+                <w:iCs w:val="false"/>
+                <w:color w:val="000000"/>
+                <w:sz w:val="22"/>
+                <w:szCs w:val="22"/>
+              </w:rPr>
+              <w:t xml:space="preserve">Mini Lesson: </w:t>
+            </w:r>
+            <w:r>
+              <w:rPr>
+                <w:rFonts w:ascii="Arial" w:cs="Arial" w:eastAsia="Arial" w:hAnsi="Arial"/>
+                <w:b w:val="false"/>
+                <w:bCs w:val="false"/>
+                <w:i w:val="false"/>
+                <w:iCs w:val="false"/>
+                <w:color w:val="000000"/>
+                <w:sz w:val="22"/>
+                <w:szCs w:val="22"/>
+              </w:rPr>
+              <w:t xml:space="preserve">Specific Exception Types (ValueError, TypeError, FileNotFoundError, etc.)</w:t>
+            </w:r>
+            <w:r>
+              <w:rPr>
+                <w:rFonts w:ascii="Arial" w:cs="Arial" w:eastAsia="Arial" w:hAnsi="Arial"/>
+                <w:sz w:val="20"/>
+                <w:szCs w:val="20"/>
+              </w:rPr>
+              <w:br/>
+              <w:t xml:space="preserve"/>
+            </w:r>
+            <w:r>
+              <w:rPr>
+                <w:rFonts w:ascii="Arial" w:cs="Arial" w:eastAsia="Arial" w:hAnsi="Arial"/>
+                <w:sz w:val="20"/>
+                <w:szCs w:val="20"/>
+              </w:rPr>
+              <w:br/>
+              <w:t xml:space="preserve"/>
+            </w:r>
+            <w:r>
+              <w:rPr>
+                <w:rFonts w:ascii="Arial" w:cs="Arial" w:eastAsia="Arial" w:hAnsi="Arial"/>
+                <w:b/>
+                <w:bCs/>
+                <w:i/>
+                <w:iCs/>
+                <w:color w:val="000000"/>
+                <w:sz w:val="20"/>
+                <w:szCs w:val="20"/>
+              </w:rPr>
+              <w:t xml:space="preserve">Learning Target: </w:t>
+            </w:r>
+            <w:r>
+              <w:rPr>
+                <w:rFonts w:ascii="Arial" w:cs="Arial" w:eastAsia="Arial" w:hAnsi="Arial"/>
+                <w:b w:val="false"/>
+                <w:bCs w:val="false"/>
+                <w:i/>
+                <w:iCs/>
+                <w:color w:val="333333"/>
+                <w:sz w:val="20"/>
+                <w:szCs w:val="20"/>
+              </w:rPr>
+              <w:t xml:space="preserve">I can identify and catch specific exception types to handle different errors appropriately.</w:t>
+            </w:r>
+            <w:r>
+              <w:rPr>
+                <w:rFonts w:ascii="Arial" w:cs="Arial" w:eastAsia="Arial" w:hAnsi="Arial"/>
+                <w:sz w:val="20"/>
+                <w:szCs w:val="20"/>
+              </w:rPr>
+              <w:br/>
+              <w:t xml:space="preserve"/>
+            </w:r>
+            <w:r>
+              <w:rPr>
+                <w:rFonts w:ascii="Arial" w:cs="Arial" w:eastAsia="Arial" w:hAnsi="Arial"/>
+                <w:sz w:val="20"/>
+                <w:szCs w:val="20"/>
+              </w:rPr>
+              <w:br/>
+              <w:t xml:space="preserve"/>
+            </w:r>
+            <w:r>
+              <w:rPr>
+                <w:rFonts w:ascii="Arial" w:cs="Arial" w:eastAsia="Arial" w:hAnsi="Arial"/>
+                <w:b w:val="false"/>
+                <w:bCs w:val="false"/>
+                <w:i w:val="false"/>
+                <w:iCs w:val="false"/>
+                <w:color w:val="000000"/>
+                <w:sz w:val="20"/>
+                <w:szCs w:val="20"/>
+              </w:rPr>
+              <w:t xml:space="preserve">ValueError: Raised when a function receives an argument of the right type but invalid value (e.g., int("abc")).</w:t>
+            </w:r>
+            <w:r>
+              <w:rPr>
+                <w:rFonts w:ascii="Arial" w:cs="Arial" w:eastAsia="Arial" w:hAnsi="Arial"/>
+                <w:sz w:val="20"/>
+                <w:szCs w:val="20"/>
+              </w:rPr>
+              <w:br/>
+              <w:t xml:space="preserve"/>
+            </w:r>
+            <w:r>
+              <w:rPr>
+                <w:rFonts w:ascii="Arial" w:cs="Arial" w:eastAsia="Arial" w:hAnsi="Arial"/>
+                <w:b w:val="false"/>
+                <w:bCs w:val="false"/>
+                <w:i w:val="false"/>
+                <w:iCs w:val="false"/>
+                <w:color w:val="000000"/>
+                <w:sz w:val="20"/>
+                <w:szCs w:val="20"/>
+              </w:rPr>
+              <w:t xml:space="preserve">TypeError: Raised when an operation is applied to an object of an inappropriate type (e.g., "hello" + 5).</w:t>
+            </w:r>
+            <w:r>
+              <w:rPr>
+                <w:rFonts w:ascii="Arial" w:cs="Arial" w:eastAsia="Arial" w:hAnsi="Arial"/>
+                <w:sz w:val="20"/>
+                <w:szCs w:val="20"/>
+              </w:rPr>
+              <w:br/>
+              <w:t xml:space="preserve"/>
+            </w:r>
+            <w:r>
+              <w:rPr>
+                <w:rFonts w:ascii="Arial" w:cs="Arial" w:eastAsia="Arial" w:hAnsi="Arial"/>
+                <w:sz w:val="20"/>
+                <w:szCs w:val="20"/>
+              </w:rPr>
+              <w:br/>
+              <w:t xml:space="preserve"/>
+            </w:r>
+            <w:r>
+              <w:rPr>
+                <w:rFonts w:ascii="Arial" w:cs="Arial" w:eastAsia="Arial" w:hAnsi="Arial"/>
+                <w:b/>
+                <w:bCs/>
+                <w:i w:val="false"/>
+                <w:iCs w:val="false"/>
+                <w:color w:val="000000"/>
+                <w:sz w:val="20"/>
+                <w:szCs w:val="20"/>
+              </w:rPr>
+              <w:t xml:space="preserve">Vocabulary: </w:t>
+            </w:r>
+            <w:r>
+              <w:rPr>
+                <w:rFonts w:ascii="Arial" w:cs="Arial" w:eastAsia="Arial" w:hAnsi="Arial"/>
+                <w:b w:val="false"/>
+                <w:bCs w:val="false"/>
+                <w:i w:val="false"/>
+                <w:iCs w:val="false"/>
+                <w:color w:val="000000"/>
+                <w:sz w:val="20"/>
+                <w:szCs w:val="20"/>
+              </w:rPr>
+              <w:t xml:space="preserve">ValueError, TypeError, FileNotFoundError, KeyError, IndexError, ZeroDivisionError</w:t>
+            </w:r>
+            <w:r>
+              <w:rPr>
+                <w:rFonts w:ascii="Arial" w:cs="Arial" w:eastAsia="Arial" w:hAnsi="Arial"/>
+                <w:sz w:val="20"/>
+                <w:szCs w:val="20"/>
+              </w:rPr>
+              <w:br/>
+              <w:t xml:space="preserve"/>
+            </w:r>
+            <w:r>
+              <w:rPr>
+                <w:rFonts w:ascii="Arial" w:cs="Arial" w:eastAsia="Arial" w:hAnsi="Arial"/>
+                <w:sz w:val="20"/>
+                <w:szCs w:val="20"/>
+              </w:rPr>
+              <w:br/>
+              <w:t xml:space="preserve"/>
+            </w:r>
+            <w:r>
+              <w:rPr>
+                <w:rFonts w:ascii="Arial" w:cs="Arial" w:eastAsia="Arial" w:hAnsi="Arial"/>
+                <w:b/>
+                <w:bCs/>
+                <w:i/>
+                <w:iCs/>
+                <w:color w:val="555555"/>
+                <w:sz w:val="20"/>
+                <w:szCs w:val="20"/>
+              </w:rPr>
+              <w:t xml:space="preserve">→ Live Demo — </w:t>
+            </w:r>
+            <w:r>
+              <w:rPr>
+                <w:rFonts w:ascii="Arial" w:cs="Arial" w:eastAsia="Arial" w:hAnsi="Arial"/>
+                <w:b w:val="false"/>
+                <w:bCs w:val="false"/>
+                <w:i/>
+                <w:iCs/>
+                <w:color w:val="555555"/>
+                <w:sz w:val="20"/>
+                <w:szCs w:val="20"/>
+              </w:rPr>
+              <w:t xml:space="preserve">type examples as students follow along in their own editor.</w:t>
+            </w:r>
+            <w:r>
+              <w:rPr>
+                <w:rFonts w:ascii="Arial" w:cs="Arial" w:eastAsia="Arial" w:hAnsi="Arial"/>
+                <w:sz w:val="20"/>
+                <w:szCs w:val="20"/>
+              </w:rPr>
+              <w:br/>
+              <w:t xml:space="preserve"/>
+            </w:r>
+            <w:r>
+              <w:rPr>
+                <w:rFonts w:ascii="Arial" w:cs="Arial" w:eastAsia="Arial" w:hAnsi="Arial"/>
+                <w:b/>
+                <w:bCs/>
+                <w:i/>
+                <w:iCs/>
+                <w:color w:val="555555"/>
+                <w:sz w:val="20"/>
+                <w:szCs w:val="20"/>
+              </w:rPr>
+              <w:t xml:space="preserve">→ Check for Understanding: </w:t>
+            </w:r>
+            <w:r>
+              <w:rPr>
+                <w:rFonts w:ascii="Arial" w:cs="Arial" w:eastAsia="Arial" w:hAnsi="Arial"/>
+                <w:b w:val="false"/>
+                <w:bCs w:val="false"/>
+                <w:i/>
+                <w:iCs/>
+                <w:color w:val="555555"/>
+                <w:sz w:val="20"/>
+                <w:szCs w:val="20"/>
+              </w:rPr>
+              <w:t xml:space="preserve">pause and cold-call: “Can someone explain what we just did in their own words?”</w:t>
             </w:r>
           </w:p>
         </w:tc>
@@ -377,9 +814,9 @@
               <w:right w:val="single" w:color="CCCCCC" w:sz="1"/>
             </w:tcBorders>
             <w:tcMar>
-              <w:top w:type="dxa" w:w="60"/>
+              <w:top w:type="dxa" w:w="80"/>
               <w:left w:type="dxa" w:w="120"/>
-              <w:bottom w:type="dxa" w:w="60"/>
+              <w:bottom w:type="dxa" w:w="80"/>
               <w:right w:type="dxa" w:w="120"/>
             </w:tcMar>
           </w:tcPr>
@@ -406,20 +843,90 @@
               <w:right w:val="single" w:color="CCCCCC" w:sz="1"/>
             </w:tcBorders>
             <w:tcMar>
-              <w:top w:type="dxa" w:w="60"/>
+              <w:top w:type="dxa" w:w="80"/>
               <w:left w:type="dxa" w:w="120"/>
-              <w:bottom w:type="dxa" w:w="60"/>
+              <w:bottom w:type="dxa" w:w="80"/>
               <w:right w:type="dxa" w:w="120"/>
             </w:tcMar>
           </w:tcPr>
           <w:p>
-            <w:r>
-              <w:rPr>
-                <w:rFonts w:ascii="Arial" w:cs="Arial" w:eastAsia="Arial" w:hAnsi="Arial"/>
-                <w:sz w:val="20"/>
-                <w:szCs w:val="20"/>
+            <w:pPr>
+              <w:spacing w:after="80" w:before="80"/>
+            </w:pPr>
+            <w:r>
+              <w:rPr>
+                <w:rFonts w:ascii="Arial" w:cs="Arial" w:eastAsia="Arial" w:hAnsi="Arial"/>
+                <w:b/>
+                <w:bCs/>
+                <w:i w:val="false"/>
+                <w:iCs w:val="false"/>
+                <w:color w:val="000000"/>
+                <w:sz w:val="22"/>
+                <w:szCs w:val="22"/>
               </w:rPr>
               <w:t xml:space="preserve">Guided Practice</w:t>
+            </w:r>
+            <w:r>
+              <w:rPr>
+                <w:rFonts w:ascii="Arial" w:cs="Arial" w:eastAsia="Arial" w:hAnsi="Arial"/>
+                <w:sz w:val="20"/>
+                <w:szCs w:val="20"/>
+              </w:rPr>
+              <w:br/>
+              <w:t xml:space="preserve"/>
+            </w:r>
+            <w:r>
+              <w:rPr>
+                <w:rFonts w:ascii="Arial" w:cs="Arial" w:eastAsia="Arial" w:hAnsi="Arial"/>
+                <w:sz w:val="20"/>
+                <w:szCs w:val="20"/>
+              </w:rPr>
+              <w:br/>
+              <w:t xml:space="preserve"/>
+            </w:r>
+            <w:r>
+              <w:rPr>
+                <w:rFonts w:ascii="Arial" w:cs="Arial" w:eastAsia="Arial" w:hAnsi="Arial"/>
+                <w:b w:val="false"/>
+                <w:bCs w:val="false"/>
+                <w:i w:val="false"/>
+                <w:iCs w:val="false"/>
+                <w:color w:val="000000"/>
+                <w:sz w:val="20"/>
+                <w:szCs w:val="20"/>
+              </w:rPr>
+              <w:t xml:space="preserve">Activity: Robust Data Parser</w:t>
+            </w:r>
+            <w:r>
+              <w:rPr>
+                <w:rFonts w:ascii="Arial" w:cs="Arial" w:eastAsia="Arial" w:hAnsi="Arial"/>
+                <w:sz w:val="20"/>
+                <w:szCs w:val="20"/>
+              </w:rPr>
+              <w:br/>
+              <w:t xml:space="preserve"/>
+            </w:r>
+            <w:r>
+              <w:rPr>
+                <w:rFonts w:ascii="Arial" w:cs="Arial" w:eastAsia="Arial" w:hAnsi="Arial"/>
+                <w:sz w:val="20"/>
+                <w:szCs w:val="20"/>
+              </w:rPr>
+              <w:br/>
+              <w:t xml:space="preserve"/>
+            </w:r>
+            <w:r>
+              <w:rPr>
+                <w:rFonts w:ascii="Arial" w:cs="Arial" w:eastAsia="Arial" w:hAnsi="Arial"/>
+                <w:b w:val="false"/>
+                <w:bCs w:val="false"/>
+                <w:i/>
+                <w:iCs/>
+                <w:color w:val="555555"/>
+                <w:sz w:val="20"/>
+                <w:szCs w:val="20"/>
+              </w:rPr>
+              <w:t xml:space="preserve">→ Teacher models — students try alongside, then compare results.</w:t>
             </w:r>
           </w:p>
         </w:tc>
@@ -435,9 +942,9 @@
               <w:right w:val="single" w:color="CCCCCC" w:sz="1"/>
             </w:tcBorders>
             <w:tcMar>
-              <w:top w:type="dxa" w:w="60"/>
+              <w:top w:type="dxa" w:w="80"/>
               <w:left w:type="dxa" w:w="120"/>
-              <w:bottom w:type="dxa" w:w="60"/>
+              <w:bottom w:type="dxa" w:w="80"/>
               <w:right w:type="dxa" w:w="120"/>
             </w:tcMar>
           </w:tcPr>
@@ -450,7 +957,7 @@
                 <w:sz w:val="20"/>
                 <w:szCs w:val="20"/>
               </w:rPr>
-              <w:t xml:space="preserve">15-20 min</w:t>
+              <w:t xml:space="preserve">15–20 min</w:t>
             </w:r>
           </w:p>
         </w:tc>
@@ -464,20 +971,164 @@
               <w:right w:val="single" w:color="CCCCCC" w:sz="1"/>
             </w:tcBorders>
             <w:tcMar>
-              <w:top w:type="dxa" w:w="60"/>
+              <w:top w:type="dxa" w:w="80"/>
               <w:left w:type="dxa" w:w="120"/>
-              <w:bottom w:type="dxa" w:w="60"/>
+              <w:bottom w:type="dxa" w:w="80"/>
               <w:right w:type="dxa" w:w="120"/>
             </w:tcMar>
           </w:tcPr>
           <w:p>
-            <w:r>
-              <w:rPr>
-                <w:rFonts w:ascii="Arial" w:cs="Arial" w:eastAsia="Arial" w:hAnsi="Arial"/>
-                <w:sz w:val="20"/>
-                <w:szCs w:val="20"/>
+            <w:pPr>
+              <w:spacing w:after="80" w:before="80"/>
+            </w:pPr>
+            <w:r>
+              <w:rPr>
+                <w:rFonts w:ascii="Arial" w:cs="Arial" w:eastAsia="Arial" w:hAnsi="Arial"/>
+                <w:b/>
+                <w:bCs/>
+                <w:i w:val="false"/>
+                <w:iCs w:val="false"/>
+                <w:color w:val="000000"/>
+                <w:sz w:val="22"/>
+                <w:szCs w:val="22"/>
               </w:rPr>
               <w:t xml:space="preserve">Independent Practice / Code Along</w:t>
+            </w:r>
+            <w:r>
+              <w:rPr>
+                <w:rFonts w:ascii="Arial" w:cs="Arial" w:eastAsia="Arial" w:hAnsi="Arial"/>
+                <w:sz w:val="20"/>
+                <w:szCs w:val="20"/>
+              </w:rPr>
+              <w:br/>
+              <w:t xml:space="preserve"/>
+            </w:r>
+            <w:r>
+              <w:rPr>
+                <w:rFonts w:ascii="Arial" w:cs="Arial" w:eastAsia="Arial" w:hAnsi="Arial"/>
+                <w:b/>
+                <w:bCs/>
+                <w:i w:val="false"/>
+                <w:iCs w:val="false"/>
+                <w:color w:val="000000"/>
+                <w:sz w:val="20"/>
+                <w:szCs w:val="20"/>
+              </w:rPr>
+              <w:t xml:space="preserve">    Beginner: </w:t>
+            </w:r>
+            <w:r>
+              <w:rPr>
+                <w:rFonts w:ascii="Arial" w:cs="Arial" w:eastAsia="Arial" w:hAnsi="Arial"/>
+                <w:b w:val="false"/>
+                <w:bCs w:val="false"/>
+                <w:i w:val="false"/>
+                <w:iCs w:val="false"/>
+                <w:color w:val="000000"/>
+                <w:sz w:val="20"/>
+                <w:szCs w:val="20"/>
+              </w:rPr>
+              <w:t xml:space="preserve">Write a program that asks the user for a number, catches ValueError if the input is not numeric, and displays the appropriate error message.…</w:t>
+            </w:r>
+            <w:r>
+              <w:rPr>
+                <w:rFonts w:ascii="Arial" w:cs="Arial" w:eastAsia="Arial" w:hAnsi="Arial"/>
+                <w:sz w:val="20"/>
+                <w:szCs w:val="20"/>
+              </w:rPr>
+              <w:br/>
+              <w:t xml:space="preserve"/>
+            </w:r>
+            <w:r>
+              <w:rPr>
+                <w:rFonts w:ascii="Arial" w:cs="Arial" w:eastAsia="Arial" w:hAnsi="Arial"/>
+                <w:b/>
+                <w:bCs/>
+                <w:i w:val="false"/>
+                <w:iCs w:val="false"/>
+                <w:color w:val="000000"/>
+                <w:sz w:val="20"/>
+                <w:szCs w:val="20"/>
+              </w:rPr>
+              <w:t xml:space="preserve">    Intermediate: </w:t>
+            </w:r>
+            <w:r>
+              <w:rPr>
+                <w:rFonts w:ascii="Arial" w:cs="Arial" w:eastAsia="Arial" w:hAnsi="Arial"/>
+                <w:b w:val="false"/>
+                <w:bCs w:val="false"/>
+                <w:i w:val="false"/>
+                <w:iCs w:val="false"/>
+                <w:color w:val="000000"/>
+                <w:sz w:val="20"/>
+                <w:szCs w:val="20"/>
+              </w:rPr>
+              <w:t xml:space="preserve">Write a program that parses a list of items in "key:value" format, catching KeyError if accessing a key that doesn't exist, and ValueError i…</w:t>
+            </w:r>
+            <w:r>
+              <w:rPr>
+                <w:rFonts w:ascii="Arial" w:cs="Arial" w:eastAsia="Arial" w:hAnsi="Arial"/>
+                <w:sz w:val="20"/>
+                <w:szCs w:val="20"/>
+              </w:rPr>
+              <w:br/>
+              <w:t xml:space="preserve"/>
+            </w:r>
+            <w:r>
+              <w:rPr>
+                <w:rFonts w:ascii="Arial" w:cs="Arial" w:eastAsia="Arial" w:hAnsi="Arial"/>
+                <w:b/>
+                <w:bCs/>
+                <w:i w:val="false"/>
+                <w:iCs w:val="false"/>
+                <w:color w:val="000000"/>
+                <w:sz w:val="20"/>
+                <w:szCs w:val="20"/>
+              </w:rPr>
+              <w:t xml:space="preserve">    Challenge: </w:t>
+            </w:r>
+            <w:r>
+              <w:rPr>
+                <w:rFonts w:ascii="Arial" w:cs="Arial" w:eastAsia="Arial" w:hAnsi="Arial"/>
+                <w:b w:val="false"/>
+                <w:bCs w:val="false"/>
+                <w:i w:val="false"/>
+                <w:iCs w:val="false"/>
+                <w:color w:val="000000"/>
+                <w:sz w:val="20"/>
+                <w:szCs w:val="20"/>
+              </w:rPr>
+              <w:t xml:space="preserve">Write a program that reads a file line-by-line, parses JSON-like data, and catches multiple exception types (ValueError for invalid JSON, Fi…</w:t>
+            </w:r>
+            <w:r>
+              <w:rPr>
+                <w:rFonts w:ascii="Arial" w:cs="Arial" w:eastAsia="Arial" w:hAnsi="Arial"/>
+                <w:sz w:val="20"/>
+                <w:szCs w:val="20"/>
+              </w:rPr>
+              <w:br/>
+              <w:t xml:space="preserve"/>
+            </w:r>
+            <w:r>
+              <w:rPr>
+                <w:rFonts w:ascii="Arial" w:cs="Arial" w:eastAsia="Arial" w:hAnsi="Arial"/>
+                <w:sz w:val="20"/>
+                <w:szCs w:val="20"/>
+              </w:rPr>
+              <w:br/>
+              <w:t xml:space="preserve"/>
+            </w:r>
+            <w:r>
+              <w:rPr>
+                <w:rFonts w:ascii="Arial" w:cs="Arial" w:eastAsia="Arial" w:hAnsi="Arial"/>
+                <w:b w:val="false"/>
+                <w:bCs w:val="false"/>
+                <w:i/>
+                <w:iCs/>
+                <w:color w:val="555555"/>
+                <w:sz w:val="20"/>
+                <w:szCs w:val="20"/>
+              </w:rPr>
+              <w:t xml:space="preserve">→ Teacher circulates — offer hints, check for understanding.</w:t>
             </w:r>
           </w:p>
         </w:tc>
@@ -493,9 +1144,9 @@
               <w:right w:val="single" w:color="CCCCCC" w:sz="1"/>
             </w:tcBorders>
             <w:tcMar>
-              <w:top w:type="dxa" w:w="60"/>
+              <w:top w:type="dxa" w:w="80"/>
               <w:left w:type="dxa" w:w="120"/>
-              <w:bottom w:type="dxa" w:w="60"/>
+              <w:bottom w:type="dxa" w:w="80"/>
               <w:right w:type="dxa" w:w="120"/>
             </w:tcMar>
           </w:tcPr>
@@ -522,20 +1173,90 @@
               <w:right w:val="single" w:color="CCCCCC" w:sz="1"/>
             </w:tcBorders>
             <w:tcMar>
-              <w:top w:type="dxa" w:w="60"/>
+              <w:top w:type="dxa" w:w="80"/>
               <w:left w:type="dxa" w:w="120"/>
-              <w:bottom w:type="dxa" w:w="60"/>
+              <w:bottom w:type="dxa" w:w="80"/>
               <w:right w:type="dxa" w:w="120"/>
             </w:tcMar>
           </w:tcPr>
           <w:p>
-            <w:r>
-              <w:rPr>
-                <w:rFonts w:ascii="Arial" w:cs="Arial" w:eastAsia="Arial" w:hAnsi="Arial"/>
-                <w:sz w:val="20"/>
-                <w:szCs w:val="20"/>
+            <w:pPr>
+              <w:spacing w:after="80" w:before="80"/>
+            </w:pPr>
+            <w:r>
+              <w:rPr>
+                <w:rFonts w:ascii="Arial" w:cs="Arial" w:eastAsia="Arial" w:hAnsi="Arial"/>
+                <w:b/>
+                <w:bCs/>
+                <w:i w:val="false"/>
+                <w:iCs w:val="false"/>
+                <w:color w:val="000000"/>
+                <w:sz w:val="22"/>
+                <w:szCs w:val="22"/>
               </w:rPr>
               <w:t xml:space="preserve">Exit Ticket / Wrap-Up</w:t>
+            </w:r>
+            <w:r>
+              <w:rPr>
+                <w:rFonts w:ascii="Arial" w:cs="Arial" w:eastAsia="Arial" w:hAnsi="Arial"/>
+                <w:sz w:val="20"/>
+                <w:szCs w:val="20"/>
+              </w:rPr>
+              <w:br/>
+              <w:t xml:space="preserve"/>
+            </w:r>
+            <w:r>
+              <w:rPr>
+                <w:rFonts w:ascii="Arial" w:cs="Arial" w:eastAsia="Arial" w:hAnsi="Arial"/>
+                <w:sz w:val="20"/>
+                <w:szCs w:val="20"/>
+              </w:rPr>
+              <w:br/>
+              <w:t xml:space="preserve"/>
+            </w:r>
+            <w:r>
+              <w:rPr>
+                <w:rFonts w:ascii="Arial" w:cs="Arial" w:eastAsia="Arial" w:hAnsi="Arial"/>
+                <w:b w:val="false"/>
+                <w:bCs w:val="false"/>
+                <w:i w:val="false"/>
+                <w:iCs w:val="false"/>
+                <w:color w:val="000000"/>
+                <w:sz w:val="20"/>
+                <w:szCs w:val="20"/>
+              </w:rPr>
+              <w:t xml:space="preserve">Quick Check: Identify and catch specific exception types to handle different errors appropriately?</w:t>
+            </w:r>
+            <w:r>
+              <w:rPr>
+                <w:rFonts w:ascii="Arial" w:cs="Arial" w:eastAsia="Arial" w:hAnsi="Arial"/>
+                <w:sz w:val="20"/>
+                <w:szCs w:val="20"/>
+              </w:rPr>
+              <w:br/>
+              <w:t xml:space="preserve"/>
+            </w:r>
+            <w:r>
+              <w:rPr>
+                <w:rFonts w:ascii="Arial" w:cs="Arial" w:eastAsia="Arial" w:hAnsi="Arial"/>
+                <w:sz w:val="20"/>
+                <w:szCs w:val="20"/>
+              </w:rPr>
+              <w:br/>
+              <w:t xml:space="preserve"/>
+            </w:r>
+            <w:r>
+              <w:rPr>
+                <w:rFonts w:ascii="Arial" w:cs="Arial" w:eastAsia="Arial" w:hAnsi="Arial"/>
+                <w:b w:val="false"/>
+                <w:bCs w:val="false"/>
+                <w:i/>
+                <w:iCs/>
+                <w:color w:val="555555"/>
+                <w:sz w:val="20"/>
+                <w:szCs w:val="20"/>
+              </w:rPr>
+              <w:t xml:space="preserve">→ 3–2–1: Name 3 things learned, 2 new vocab words, 1 question you still have.</w:t>
             </w:r>
           </w:p>
         </w:tc>
@@ -736,19 +1457,6 @@
                 <w:sz w:val="18"/>
                 <w:szCs w:val="18"/>
               </w:rPr>
-              <w:t xml:space="preserve"># Example 1: ValueError - invalid value for conversion</w:t>
-            </w:r>
-          </w:p>
-          <w:p>
-            <w:pPr>
-              <w:spacing w:after="20"/>
-            </w:pPr>
-            <w:r>
-              <w:rPr>
-                <w:rFonts w:ascii="Courier New" w:cs="Courier New" w:eastAsia="Courier New" w:hAnsi="Courier New"/>
-                <w:sz w:val="18"/>
-                <w:szCs w:val="18"/>
-              </w:rPr>
               <w:t xml:space="preserve">try:</w:t>
             </w:r>
           </w:p>
@@ -814,7 +1522,7 @@
                 <w:sz w:val="18"/>
                 <w:szCs w:val="18"/>
               </w:rPr>
-              <w:t xml:space="preserve"># Example 2: TypeError - wrong type for operation</w:t>
+              <w:t xml:space="preserve"> </w:t>
             </w:r>
           </w:p>
           <w:p>
@@ -892,7 +1600,7 @@
                 <w:sz w:val="18"/>
                 <w:szCs w:val="18"/>
               </w:rPr>
-              <w:t xml:space="preserve"># Example 3: FileNotFoundError - file doesn't exist</w:t>
+              <w:t xml:space="preserve"> </w:t>
             </w:r>
           </w:p>
           <w:p>
@@ -983,7 +1691,7 @@
                 <w:sz w:val="18"/>
                 <w:szCs w:val="18"/>
               </w:rPr>
-              <w:t xml:space="preserve"># Example 4: KeyError - accessing missing dictionary key</w:t>
+              <w:t xml:space="preserve"> </w:t>
             </w:r>
           </w:p>
           <w:p>
@@ -1074,7 +1782,7 @@
                 <w:sz w:val="18"/>
                 <w:szCs w:val="18"/>
               </w:rPr>
-              <w:t xml:space="preserve"># Example 5: IndexError - accessing invalid list index</w:t>
+              <w:t xml:space="preserve"> </w:t>
             </w:r>
           </w:p>
           <w:p>
@@ -1165,7 +1873,7 @@
                 <w:sz w:val="18"/>
                 <w:szCs w:val="18"/>
               </w:rPr>
-              <w:t xml:space="preserve"># Example 6: ZeroDivisionError - dividing by zero</w:t>
+              <w:t xml:space="preserve"> </w:t>
             </w:r>
           </w:p>
           <w:p>
@@ -1243,7 +1951,7 @@
                 <w:sz w:val="18"/>
                 <w:szCs w:val="18"/>
               </w:rPr>
-              <w:t xml:space="preserve"># Example 7: Multiple specific exception types</w:t>
+              <w:t xml:space="preserve"> </w:t>
             </w:r>
           </w:p>
           <w:p>
@@ -1373,7 +2081,7 @@
                 <w:sz w:val="18"/>
                 <w:szCs w:val="18"/>
               </w:rPr>
-              <w:t xml:space="preserve"># Example 8: Accessing exception message</w:t>
+              <w:t xml:space="preserve"> </w:t>
             </w:r>
           </w:p>
           <w:p>
@@ -1464,7 +2172,7 @@
                 <w:sz w:val="18"/>
                 <w:szCs w:val="18"/>
               </w:rPr>
-              <w:t xml:space="preserve"># Example 9: Processing a list with multiple exception types</w:t>
+              <w:t xml:space="preserve"> </w:t>
             </w:r>
           </w:p>
           <w:p>
@@ -1646,7 +2354,7 @@
                 <w:sz w:val="18"/>
                 <w:szCs w:val="18"/>
               </w:rPr>
-              <w:t xml:space="preserve"># Example 10: FileNotFoundError with fallback</w:t>
+              <w:t xml:space="preserve"> </w:t>
             </w:r>
           </w:p>
           <w:p>
@@ -1802,7 +2510,7 @@
                 <w:sz w:val="18"/>
                 <w:szCs w:val="18"/>
               </w:rPr>
-              <w:t xml:space="preserve"># Example 11: Exception type checking</w:t>
+              <w:t xml:space="preserve"> </w:t>
             </w:r>
           </w:p>
           <w:p>
@@ -2300,19 +3008,6 @@
                 <w:sz w:val="18"/>
                 <w:szCs w:val="18"/>
               </w:rPr>
-              <w:t xml:space="preserve"># Problem 1</w:t>
-            </w:r>
-          </w:p>
-          <w:p>
-            <w:pPr>
-              <w:spacing w:after="20"/>
-            </w:pPr>
-            <w:r>
-              <w:rPr>
-                <w:rFonts w:ascii="Courier New" w:cs="Courier New" w:eastAsia="Courier New" w:hAnsi="Courier New"/>
-                <w:sz w:val="18"/>
-                <w:szCs w:val="18"/>
-              </w:rPr>
               <w:t xml:space="preserve">while True:</w:t>
             </w:r>
           </w:p>
@@ -2417,7 +3112,7 @@
                 <w:sz w:val="18"/>
                 <w:szCs w:val="18"/>
               </w:rPr>
-              <w:t xml:space="preserve"># Problem 2</w:t>
+              <w:t xml:space="preserve"> </w:t>
             </w:r>
           </w:p>
           <w:p>
@@ -2560,7 +3255,7 @@
                 <w:sz w:val="18"/>
                 <w:szCs w:val="18"/>
               </w:rPr>
-              <w:t xml:space="preserve"># Problem 3</w:t>
+              <w:t xml:space="preserve"> </w:t>
             </w:r>
           </w:p>
           <w:p>
@@ -3187,76 +3882,7 @@
           <w:sz w:val="20"/>
           <w:szCs w:val="20"/>
         </w:rPr>
-        <w:t xml:space="preserve">Challenge: Write a program that reads a file line-by-line, parses JSON-like data, and catches multiple exception types (ValueError for invalid JSON, FileNotFoundError for missing file, KeyError for missing fields). Display a summary of how many lines succeeded and failed, grouped by error type. &lt;det</w:t>
-      </w:r>
-    </w:p>
-    <w:p>
-      <w:pPr>
-        <w:spacing w:after="80"/>
-      </w:pPr>
-      <w:r>
-        <w:rPr>
-          <w:rFonts w:ascii="Arial" w:cs="Arial" w:eastAsia="Arial" w:hAnsi="Arial"/>
-          <w:b/>
-          <w:bCs/>
-          <w:sz w:val="20"/>
-          <w:szCs w:val="20"/>
-        </w:rPr>
-        <w:t xml:space="preserve">Problem 4: </w:t>
-      </w:r>
-      <w:r>
-        <w:rPr>
-          <w:rFonts w:ascii="Arial" w:cs="Arial" w:eastAsia="Arial" w:hAnsi="Arial"/>
-          <w:sz w:val="20"/>
-          <w:szCs w:val="20"/>
-        </w:rPr>
-        <w:t xml:space="preserve">: - Use float() or int() to convert. - Catch ValueError. - Wrap in a loop to retry.</w:t>
-      </w:r>
-    </w:p>
-    <w:p>
-      <w:pPr>
-        <w:spacing w:after="80"/>
-      </w:pPr>
-      <w:r>
-        <w:rPr>
-          <w:rFonts w:ascii="Arial" w:cs="Arial" w:eastAsia="Arial" w:hAnsi="Arial"/>
-          <w:b/>
-          <w:bCs/>
-          <w:sz w:val="20"/>
-          <w:szCs w:val="20"/>
-        </w:rPr>
-        <w:t xml:space="preserve">Problem 5: </w:t>
-      </w:r>
-      <w:r>
-        <w:rPr>
-          <w:rFonts w:ascii="Arial" w:cs="Arial" w:eastAsia="Arial" w:hAnsi="Arial"/>
-          <w:sz w:val="20"/>
-          <w:szCs w:val="20"/>
-        </w:rPr>
-        <w:t xml:space="preserve">: - Use .split(':') to parse the format. - Catch ValueError when converting to int. - Test accessing dictionary/list keys safely.</w:t>
-      </w:r>
-    </w:p>
-    <w:p>
-      <w:pPr>
-        <w:spacing w:after="80"/>
-      </w:pPr>
-      <w:r>
-        <w:rPr>
-          <w:rFonts w:ascii="Arial" w:cs="Arial" w:eastAsia="Arial" w:hAnsi="Arial"/>
-          <w:b/>
-          <w:bCs/>
-          <w:sz w:val="20"/>
-          <w:szCs w:val="20"/>
-        </w:rPr>
-        <w:t xml:space="preserve">Problem 6: </w:t>
-      </w:r>
-      <w:r>
-        <w:rPr>
-          <w:rFonts w:ascii="Arial" w:cs="Arial" w:eastAsia="Arial" w:hAnsi="Arial"/>
-          <w:sz w:val="20"/>
-          <w:szCs w:val="20"/>
-        </w:rPr>
-        <w:t xml:space="preserve">: - Use a dictionary to track error counts by type. - Import json module. - Catch FileNotFoundError, ValueError (from json), and KeyError. &lt;/details&gt;</w:t>
+        <w:t xml:space="preserve">Challenge: Write a program that reads a file line-by-line, parses JSON-like data, and catches multiple exception types (ValueError for invalid JSON, FileNotFoundError for missing file, KeyError for missing fields). Display a summary of how many lines succeeded and failed, grouped by error type.</w:t>
       </w:r>
     </w:p>
     <w:p>

--- a/Coding 2 - year/Unit 4 - File IO & Data Processing/Daily Lesson Plans/Word/Day 7.docx
+++ b/Coding 2 - year/Unit 4 - File IO & Data Processing/Daily Lesson Plans/Word/Day 7.docx
@@ -380,7 +380,7 @@
                 <w:sz w:val="20"/>
                 <w:szCs w:val="20"/>
               </w:rPr>
-              <w:t xml:space="preserve">    Can you identify and catch specific exception types to handle different errors appropriately?</w:t>
+              <w:t xml:space="preserve">    Look at the examples on the board. Can you spot which ones show and catch specific exception types to handle different errors appropriately? What clues helped you decide?</w:t>
             </w:r>
             <w:r>
               <w:rPr>
@@ -477,7 +477,7 @@
                 <w:sz w:val="20"/>
                 <w:szCs w:val="20"/>
               </w:rPr>
-              <w:t xml:space="preserve">Today's Goal: By the end of class you will be able to identify and catch specific exception types to handle different errors appropriately.</w:t>
+              <w:t xml:space="preserve">Today’s Goal: By the end of class you will be able to identify and catch specific exception types to handle different errors appropriately.</w:t>
             </w:r>
             <w:r>
               <w:rPr>
@@ -1225,7 +1225,7 @@
                 <w:sz w:val="20"/>
                 <w:szCs w:val="20"/>
               </w:rPr>
-              <w:t xml:space="preserve">Quick Check: Identify and catch specific exception types to handle different errors appropriately?</w:t>
+              <w:t xml:space="preserve">Define and catch specific exception types in your own words and give one example of how it's used in code.</w:t>
             </w:r>
             <w:r>
               <w:rPr>
